--- a/Staffing Model.docx
+++ b/Staffing Model.docx
@@ -12,16 +12,16 @@
           <w:noProof/>
         </w:rPr>
         <w:drawing>
-          <wp:inline distT="0" distB="0" distL="0" distR="0" wp14:anchorId="1FB1F3D4" wp14:editId="08E3CC28">
+          <wp:inline distT="0" distB="0" distL="0" distR="0" wp14:anchorId="5BB12CEB" wp14:editId="371528B6">
             <wp:extent cx="12195048" cy="6861048"/>
             <wp:effectExtent l="0" t="0" r="0" b="0"/>
-            <wp:docPr id="11365" name="Picture 11365"/>
+            <wp:docPr id="10944" name="Picture 10944"/>
             <wp:cNvGraphicFramePr/>
             <a:graphic xmlns:a="http://schemas.openxmlformats.org/drawingml/2006/main">
               <a:graphicData uri="http://schemas.openxmlformats.org/drawingml/2006/picture">
                 <pic:pic xmlns:pic="http://schemas.openxmlformats.org/drawingml/2006/picture">
                   <pic:nvPicPr>
-                    <pic:cNvPr id="11365" name="Picture 11365"/>
+                    <pic:cNvPr id="10944" name="Picture 10944"/>
                     <pic:cNvPicPr/>
                   </pic:nvPicPr>
                   <pic:blipFill>
@@ -57,16 +57,16 @@
         </w:rPr>
         <w:lastRenderedPageBreak/>
         <w:drawing>
-          <wp:inline distT="0" distB="0" distL="0" distR="0" wp14:anchorId="261BE097" wp14:editId="1683D454">
+          <wp:inline distT="0" distB="0" distL="0" distR="0" wp14:anchorId="41C792D4" wp14:editId="20589826">
             <wp:extent cx="12195048" cy="6861048"/>
             <wp:effectExtent l="0" t="0" r="0" b="0"/>
-            <wp:docPr id="11370" name="Picture 11370"/>
+            <wp:docPr id="10949" name="Picture 10949"/>
             <wp:cNvGraphicFramePr/>
             <a:graphic xmlns:a="http://schemas.openxmlformats.org/drawingml/2006/main">
               <a:graphicData uri="http://schemas.openxmlformats.org/drawingml/2006/picture">
                 <pic:pic xmlns:pic="http://schemas.openxmlformats.org/drawingml/2006/picture">
                   <pic:nvPicPr>
-                    <pic:cNvPr id="11370" name="Picture 11370"/>
+                    <pic:cNvPr id="10949" name="Picture 10949"/>
                     <pic:cNvPicPr/>
                   </pic:nvPicPr>
                   <pic:blipFill>
@@ -109,7 +109,7 @@
         <w:kern w:val="2"/>
         <w:sz w:val="24"/>
         <w:szCs w:val="30"/>
-        <w:lang w:val="en-US" w:eastAsia="en-US" w:bidi="bn-BD"/>
+        <w:lang w:val="en-US" w:eastAsia="en-US" w:bidi="bn-IN"/>
         <w14:ligatures w14:val="standardContextual"/>
       </w:rPr>
     </w:rPrDefault>
